--- a/src/document-templates/land-contract-package/Acknowledgement of Utilities.docx
+++ b/src/document-templates/land-contract-package/Acknowledgement of Utilities.docx
@@ -1,6 +1,173 @@
 
-<file path=word/document.xml><?xml version="1.0" encoding="UTF-8" standalone="yes"?>
-<w:document xmlns:wpc="http://schemas.microsoft.com/office/word/2010/wordprocessingCanvas" xmlns:cx="http://schemas.microsoft.com/office/drawing/2014/chartex" xmlns:cx1="http://schemas.microsoft.com/office/drawing/2015/9/8/chartex" xmlns:cx2="http://schemas.microsoft.com/office/drawing/2015/10/21/chartex" xmlns:cx3="http://schemas.microsoft.com/office/drawing/2016/5/9/chartex" xmlns:cx4="http://schemas.microsoft.com/office/drawing/2016/5/10/chartex" xmlns:cx5="http://schemas.microsoft.com/office/drawing/2016/5/11/chartex" xmlns:cx6="http://schemas.microsoft.com/office/drawing/2016/5/12/chartex" xmlns:cx7="http://schemas.microsoft.com/office/drawing/2016/5/13/chartex" xmlns:cx8="http://schemas.microsoft.com/office/drawing/2016/5/14/chartex" xmlns:mc="http://schemas.openxmlformats.org/markup-compatibility/2006" xmlns:aink="http://schemas.microsoft.com/office/drawing/2016/ink" xmlns:am3d="http://schemas.microsoft.com/office/drawing/2017/model3d" xmlns:o="urn:schemas-microsoft-com:office:office" xmlns:oel="http://schemas.microsoft.com/office/2019/extlst" xmlns:r="http://schemas.openxmlformats.org/officeDocument/2006/relationships" xmlns:m="http://schemas.openxmlformats.org/officeDocument/2006/math" xmlns:v="urn:schemas-microsoft-com:vml" xmlns:wp14="http://schemas.microsoft.com/office/word/2010/wordprocessingDrawing" xmlns:wp="http://schemas.openxmlformats.org/drawingml/2006/wordprocessingDrawing" xmlns:w10="urn:schemas-microsoft-com:office:word" xmlns:w="http://schemas.openxmlformats.org/wordprocessingml/2006/main" xmlns:w14="http://schemas.microsoft.com/office/word/2010/wordml" xmlns:w15="http://schemas.microsoft.com/office/word/2012/wordml" xmlns:w16cex="http://schemas.microsoft.com/office/word/2018/wordml/cex" xmlns:w16cid="http://schemas.microsoft.com/office/word/2016/wordml/cid" xmlns:w16="http://schemas.microsoft.com/office/word/2018/wordml" xmlns:w16sdtdh="http://schemas.microsoft.com/office/word/2020/wordml/sdtdatahash" xmlns:w16se="http://schemas.microsoft.com/office/word/2015/wordml/symex" xmlns:wpg="http://schemas.microsoft.com/office/word/2010/wordprocessingGroup" xmlns:wpi="http://schemas.microsoft.com/office/word/2010/wordprocessingInk" xmlns:wne="http://schemas.microsoft.com/office/word/2006/wordml" xmlns:wps="http://schemas.microsoft.com/office/word/2010/wordprocessingShape" mc:Ignorable="w14 w15 w16se w16cid w16 w16cex w16sdtdh wp14"><w:body><w:p><w:pPr><w:jc w:val="center"/><w:rPr><w:rFonts w:cs="Times New Roman (Body CS)"/><w:caps/><w:u w:val="single"/></w:rPr></w:pPr><w:r><w:rPr><w:rFonts w:cs="Times New Roman (Body CS)"/><w:caps/><w:u w:val="single"/></w:rPr><w:t>ACKNOWLEDGEMENT</w:t></w:r><w:r><w:rPr><w:rFonts w:cs="Times New Roman (Body CS)"/><w:caps/><w:u w:val="single"/></w:rPr><w:t xml:space="preserve"> OF UTILITY TRANSFER</w:t></w:r></w:p><w:p/><w:r><w:t xml:space="preserve">Buyer: {buyer_name}</w:t></w:r></w:p><w:p><w:r><w:t xml:space="preserve">Seller: {seller_name}</w:t></w:r></w:p><w:p><w:r><w:t xml:space="preserve">Property Address: {property_address}</w:t></w:r></w:p><w:p><w:r><w:t xml:space="preserve">Closing Date: {closing_date}</w:t></w:r></w:p><w:p/><w:pPr><w:jc w:val="both"/><w:rPr><w:rFonts w:cstheme="minorHAnsi"/></w:rPr></w:pPr><w:r><w:rPr><w:rFonts w:cstheme="minorHAnsi"/></w:rPr><w:t xml:space="preserve">The party signing below, {buyer_name} (Buyer), acknowledges that to the extent not already completed, Buyers will transfer all Utilities into their name on the date of the closing. Buyer understands that any and all utilities that are activated in the name of the Seller will be disabled following the closing date acknowledged above. This includes, but is not limited to, electricity, gas, and water services. </w:t></w:r></w:p><w:p/><w:p/><w:p/><w:p/><w:p><w:r><w:t>Dated: _____________________</w:t></w:r><w:r><w:tab/></w:r><w:r><w:tab/></w:r><w:r><w:tab/><w:t>By:_________________________________</w:t></w:r></w:p><w:p><w:pPr><w:rPr><w:rFonts w:cstheme="minorHAnsi"/></w:rPr></w:pPr><w:r><w:rPr><w:rFonts w:cstheme="minorHAnsi"/></w:rPr><w:t xml:space="preserve">{buyer_name}</w:t></w:r></w:p><w:p><w:pPr><w:rPr><w:rFonts w:cstheme="minorHAnsi"/></w:rPr></w:pPr></w:p><w:p/><w:p/><w:p/><w:p><w:r><w:t>STATE OF MICHIGAN</w:t></w:r><w:r><w:tab/></w:r><w:r><w:tab/><w:t>)</w:t></w:r></w:p><w:p><w:r><w:t xml:space="preserve">{notary_county_caps})</w:t></w:r></w:p><w:p/><w:pPr><w:rPr><w:rFonts w:cstheme="minorHAnsi"/></w:rPr></w:pPr><w:r><w:rPr><w:rFonts w:cstheme="minorHAnsi"/></w:rPr><w:t xml:space="preserve">Acknowledged before me in {notary_county}, Michigan on {closing_date}, by {buyer_name}.</w:t></w:r></w:p><w:p/><w:p/><w:p><w:r><w:t>__________________________________</w:t></w:r></w:p><w:p><w:r><w:t xml:space="preserve"> </w:t></w:r></w:p><w:p><w:r><w:t xml:space="preserve">Notary public, State of Michigan, County of {notary_county}</w:t></w:r></w:p><w:p><w:r><w:t xml:space="preserve">My commission expires: </w:t></w:r><w:r><w:t xml:space="preserve"> </w:t></w:r></w:p><w:p/><w:sectPr><w:pgSz w:w="12240" w:h="15840"/><w:pgMar w:top="1440" w:right="1440" w:bottom="1440" w:left="1440" w:header="720" w:footer="720" w:gutter="0"/><w:cols w:space="720"/><w:docGrid w:linePitch="360"/></w:sectPr></w:body></w:document>
+<file path=word/document.xml><?xml version="1.0" encoding="utf-8"?>
+<w:document xmlns:wpc="http://schemas.microsoft.com/office/word/2010/wordprocessingCanvas" xmlns:cx="http://schemas.microsoft.com/office/drawing/2014/chartex" xmlns:cx1="http://schemas.microsoft.com/office/drawing/2015/9/8/chartex" xmlns:cx2="http://schemas.microsoft.com/office/drawing/2015/10/21/chartex" xmlns:cx3="http://schemas.microsoft.com/office/drawing/2016/5/9/chartex" xmlns:cx4="http://schemas.microsoft.com/office/drawing/2016/5/10/chartex" xmlns:cx5="http://schemas.microsoft.com/office/drawing/2016/5/11/chartex" xmlns:cx6="http://schemas.microsoft.com/office/drawing/2016/5/12/chartex" xmlns:cx7="http://schemas.microsoft.com/office/drawing/2016/5/13/chartex" xmlns:cx8="http://schemas.microsoft.com/office/drawing/2016/5/14/chartex" xmlns:mc="http://schemas.openxmlformats.org/markup-compatibility/2006" xmlns:aink="http://schemas.microsoft.com/office/drawing/2016/ink" xmlns:am3d="http://schemas.microsoft.com/office/drawing/2017/model3d" xmlns:o="urn:schemas-microsoft-com:office:office" xmlns:oel="http://schemas.microsoft.com/office/2019/extlst" xmlns:r="http://schemas.openxmlformats.org/officeDocument/2006/relationships" xmlns:m="http://schemas.openxmlformats.org/officeDocument/2006/math" xmlns:v="urn:schemas-microsoft-com:vml" xmlns:wp14="http://schemas.microsoft.com/office/word/2010/wordprocessingDrawing" xmlns:wp="http://schemas.openxmlformats.org/drawingml/2006/wordprocessingDrawing" xmlns:w10="urn:schemas-microsoft-com:office:word" xmlns:w="http://schemas.openxmlformats.org/wordprocessingml/2006/main" xmlns:w14="http://schemas.microsoft.com/office/word/2010/wordml" xmlns:w15="http://schemas.microsoft.com/office/word/2012/wordml" xmlns:w16cex="http://schemas.microsoft.com/office/word/2018/wordml/cex" xmlns:w16cid="http://schemas.microsoft.com/office/word/2016/wordml/cid" xmlns:w16="http://schemas.microsoft.com/office/word/2018/wordml" xmlns:w16sdtdh="http://schemas.microsoft.com/office/word/2020/wordml/sdtdatahash" xmlns:w16se="http://schemas.microsoft.com/office/word/2015/wordml/symex" xmlns:wpg="http://schemas.microsoft.com/office/word/2010/wordprocessingGroup" xmlns:wpi="http://schemas.microsoft.com/office/word/2010/wordprocessingInk" xmlns:wne="http://schemas.microsoft.com/office/word/2006/wordml" xmlns:wps="http://schemas.microsoft.com/office/word/2010/wordprocessingShape" mc:Ignorable="w14 w15 w16se w16cid w16 w16cex w16sdtdh wp14">
+  <w:body>
+    <w:p>
+      <w:pPr>
+        <w:jc w:val="center"/>
+        <w:rPr>
+          <w:rFonts w:cs="Times New Roman (Body CS)"/>
+          <w:caps/>
+          <w:u w:val="single"/>
+        </w:rPr>
+      </w:pPr>
+      <w:r>
+        <w:rPr>
+          <w:rFonts w:cs="Times New Roman (Body CS)"/>
+          <w:caps/>
+          <w:u w:val="single"/>
+        </w:rPr>
+        <w:t>ACKNOWLEDGEMENT</w:t>
+      </w:r>
+      <w:r>
+        <w:rPr>
+          <w:rFonts w:cs="Times New Roman (Body CS)"/>
+          <w:caps/>
+          <w:u w:val="single"/>
+        </w:rPr>
+        <w:t xml:space="preserve"> OF UTILITY TRANSFER</w:t>
+      </w:r>
+    </w:p>
+    <w:p>
+      <w:r>
+        <w:t xml:space="preserve">Buyer: {buyer_name}</w:t>
+      </w:r>
+    </w:p>
+    <w:p>
+      <w:r>
+        <w:t xml:space="preserve">Seller: {seller_name}</w:t>
+      </w:r>
+    </w:p>
+    <w:p>
+      <w:r>
+        <w:t xml:space="preserve">Property Address: {property_address}</w:t>
+      </w:r>
+    </w:p>
+    <w:p>
+      <w:r>
+        <w:t xml:space="preserve">Closing Date: {closing_date}</w:t>
+      </w:r>
+    </w:p>
+    <w:p>
+      <w:pPr>
+        <w:jc w:val="both"/>
+        <w:rPr>
+          <w:rFonts w:cstheme="minorHAnsi"/>
+        </w:rPr>
+      </w:pPr>
+      <w:r>
+        <w:rPr>
+          <w:rFonts w:cstheme="minorHAnsi"/>
+        </w:rPr>
+        <w:t xml:space="preserve">The party signing below, {buyer_name} (Buyer), acknowledges that to the extent not already completed, Buyers will transfer all Utilities into their name on the date of the closing. Buyer understands that any and all utilities that are activated in the name of the Seller will be disabled following the closing date acknowledged above. This includes, but is not limited to, electricity, gas, and water services. </w:t>
+      </w:r>
+    </w:p>
+    <w:p/>
+    <w:p/>
+    <w:p/>
+    <w:p/>
+    <w:p>
+      <w:r>
+        <w:t>Dated: _____________________</w:t>
+      </w:r>
+      <w:r>
+        <w:tab/>
+      </w:r>
+      <w:r>
+        <w:tab/>
+      </w:r>
+      <w:r>
+        <w:tab/>
+        <w:t>By:_________________________________</w:t>
+      </w:r>
+    </w:p>
+    <w:p>
+      <w:pPr>
+        <w:rPr>
+          <w:rFonts w:cstheme="minorHAnsi"/>
+        </w:rPr>
+      </w:pPr>
+      <w:r>
+        <w:rPr>
+          <w:rFonts w:cstheme="minorHAnsi"/>
+        </w:rPr>
+        <w:t xml:space="preserve">{buyer_name}</w:t>
+      </w:r>
+    </w:p>
+    <w:p>
+      <w:pPr>
+        <w:rPr>
+          <w:rFonts w:cstheme="minorHAnsi"/>
+        </w:rPr>
+      </w:pPr>
+    </w:p>
+    <w:p/>
+    <w:p/>
+    <w:p/>
+    <w:p>
+      <w:r>
+        <w:t>STATE OF MICHIGAN</w:t>
+      </w:r>
+      <w:r>
+        <w:tab/>
+      </w:r>
+      <w:r>
+        <w:tab/>
+        <w:t>)</w:t>
+      </w:r>
+    </w:p>
+    <w:p>
+      <w:r>
+        <w:t xml:space="preserve">{notary_county_caps})</w:t>
+      </w:r>
+    </w:p>
+    <w:p>
+      <w:pPr>
+        <w:rPr>
+          <w:rFonts w:cstheme="minorHAnsi"/>
+        </w:rPr>
+      </w:pPr>
+      <w:r>
+        <w:rPr>
+          <w:rFonts w:cstheme="minorHAnsi"/>
+        </w:rPr>
+        <w:t xml:space="preserve">Acknowledged before me in {notary_county}, Michigan on {closing_date}, by {buyer_name}.</w:t>
+      </w:r>
+    </w:p>
+    <w:p/>
+    <w:p/>
+    <w:p>
+      <w:r>
+        <w:t>__________________________________</w:t>
+      </w:r>
+    </w:p>
+    <w:p>
+      <w:r>
+        <w:t xml:space="preserve"> </w:t>
+      </w:r>
+    </w:p>
+    <w:p>
+      <w:r>
+        <w:t xml:space="preserve">Notary public, State of Michigan, County of {notary_county}</w:t>
+      </w:r>
+    </w:p>
+    <w:p>
+      <w:r>
+        <w:t xml:space="preserve">My commission expires: </w:t>
+      </w:r>
+      <w:r>
+        <w:t xml:space="preserve"> </w:t>
+      </w:r>
+    </w:p>
+    <w:p/>
+    <w:sectPr>
+      <w:pgSz w:w="12240" w:h="15840"/>
+      <w:pgMar w:top="1440" w:right="1440" w:bottom="1440" w:left="1440" w:header="720" w:footer="720" w:gutter="0"/>
+      <w:cols w:space="720"/>
+      <w:docGrid w:linePitch="360"/>
+    </w:sectPr>
+  </w:body>
+</w:document>
 </file>
 
 <file path=word/styles.xml><?xml version="1.0" encoding="utf-8"?>
